--- a/a7/packages/A7 Unit 6 - Relationships in Triangles/Lessons/6.01/A7 6.01 Triangle Inequality Theorem; Converse of the Pythagorean Theorem - Lesson Plan.docx
+++ b/a7/packages/A7 Unit 6 - Relationships in Triangles/Lessons/6.01/A7 6.01 Triangle Inequality Theorem; Converse of the Pythagorean Theorem - Lesson Plan.docx
@@ -3718,7 +3718,7 @@
                 <w:color w:val="1A1A1A"/>
                 <w:sz w:val="18"/>
               </w:rPr>
-              <w:t>Yes — added 7 + 10 or 2 + 10 [MA.8.GR.1.3: test the two shorter]</w:t>
+              <w:t>Yes — added 7 + 10 or 2 + 10 [MA.8.GR.1.3: test the two shorter]; 'yes — the ends just do not meet' [Florida B1G-M, GR.1.3: believing the sides need not meet at the corners]</w:t>
             </w:r>
           </w:p>
         </w:tc>
@@ -3847,7 +3847,7 @@
                 <w:color w:val="1A1A1A"/>
                 <w:sz w:val="18"/>
               </w:rPr>
-              <w:t>No — 'two sides cannot be equal' [Notes I: only the sum matters]</w:t>
+              <w:t>No — 'two sides cannot be equal' [Notes I: only the sum matters]; 'it is not a right triangle, so the rule does not apply' [Florida B1G-M, GR.1.3: the Triangle Inequality holds for every triangle]</w:t>
             </w:r>
           </w:p>
         </w:tc>
@@ -4043,7 +4043,7 @@
                 <w:color w:val="1A1A1A"/>
                 <w:sz w:val="18"/>
               </w:rPr>
-              <w:t>Two sides of a triangle are 7 cm and 12 cm.  What lengths can the third side be?</w:t>
+              <w:t>Two sides of a triangle are 7 cm and 12 cm.  Write an inequality for the length x, in centimeters, of the third side.</w:t>
             </w:r>
           </w:p>
         </w:tc>
@@ -4074,7 +4074,7 @@
                 <w:color w:val="9E1B32"/>
                 <w:sz w:val="18"/>
               </w:rPr>
-              <w:t>More than 5 cm and less than 19 cm.</w:t>
+              <w:t>5 &lt; x &lt; 19 — more than 5 cm and less than 19 cm.</w:t>
             </w:r>
           </w:p>
         </w:tc>
@@ -4105,7 +4105,7 @@
                 <w:color w:val="1A1A1A"/>
                 <w:sz w:val="18"/>
               </w:rPr>
-              <w:t>5 to 19 — the flat cases included [Notes II]; 'less than 19' — no bottom end [MA.8.GR.1.3]</w:t>
+              <w:t>5 ≤ x ≤ 19 — the flat cases included [Notes II: never equal]; x &lt; 19 — no bottom end [Notes II: long enough to reach]</w:t>
             </w:r>
           </w:p>
         </w:tc>
@@ -4172,7 +4172,7 @@
                 <w:color w:val="1A1A1A"/>
                 <w:sz w:val="18"/>
               </w:rPr>
-              <w:t>Two sides of a triangle are 6 cm and 10 cm. Which could be the third side?</w:t>
+              <w:t>Two sides of a triangle are 6 cm and 10 cm. Which inequality shows every possible length x, in centimeters, of the third side?</w:t>
             </w:r>
           </w:p>
         </w:tc>
@@ -4203,7 +4203,7 @@
                 <w:color w:val="9E1B32"/>
                 <w:sz w:val="18"/>
               </w:rPr>
-              <w:t>C — 12 cm</w:t>
+              <w:t>C — 4 &lt; x &lt; 16</w:t>
             </w:r>
           </w:p>
         </w:tc>
@@ -4234,7 +4234,7 @@
                 <w:color w:val="1A1A1A"/>
                 <w:sz w:val="18"/>
               </w:rPr>
-              <w:t>(A) 3 + 6 &lt; 10: too short to reach [MA.8.GR.1.3]; (B) the sum itself, 16, lies flat [Notes II]; (D) the difference itself, 4, lies flat [Notes II]</w:t>
+              <w:t>(A) between the two given sides — the third side can be shorter than both [Notes II: more than the difference]; (B) the flat cases included: at 4 or 16 the sides lie flat [Notes II: never equal]; (D) no bottom end — a third side of 4 or less cannot reach [Notes II: more than the difference]</w:t>
             </w:r>
           </w:p>
         </w:tc>
@@ -4301,7 +4301,7 @@
                 <w:color w:val="1A1A1A"/>
                 <w:sz w:val="18"/>
               </w:rPr>
-              <w:t>Do sides of 8 in, 15 in and 17 in make a right triangle?</w:t>
+              <w:t>Do sides of 8 inches, 15 inches and 17 inches make a right triangle?</w:t>
             </w:r>
           </w:p>
         </w:tc>
@@ -4597,7 +4597,7 @@
                 <w:color w:val="1A1A1A"/>
                 <w:sz w:val="18"/>
               </w:rPr>
-              <w:t>(B) the right verdict for the wrong reason — the Triangle Inequality shows only a triangle [MA.8.GR.1.3: two tests]; (C) 25 taken as a leg [Source of Truth, GR.1.1: misidentifying the hypotenuse]; (D) added the sides, not their squares [Notes III]</w:t>
+              <w:t>(B) the right verdict for the wrong reason — the Triangle Inequality shows only a triangle [MA.8.GR.1.3: two tests]; (C) 25 taken as a leg [Florida B1G-M, GR.1.1: misidentifying the hypotenuse]; (D) added the sides, not their squares [Notes III]</w:t>
             </w:r>
           </w:p>
         </w:tc>

--- a/a7/packages/A7 Unit 6 - Relationships in Triangles/Lessons/6.01/A7 6.01 Triangle Inequality Theorem; Converse of the Pythagorean Theorem - Lesson Plan.docx
+++ b/a7/packages/A7 Unit 6 - Relationships in Triangles/Lessons/6.01/A7 6.01 Triangle Inequality Theorem; Converse of the Pythagorean Theorem - Lesson Plan.docx
@@ -1843,7 +1843,7 @@
                 <w:color w:val="1A1A1A"/>
                 <w:sz w:val="19"/>
               </w:rPr>
-              <w:t>Teach from the front. Expand once per law; say the OFF line out loud.</w:t>
+              <w:t>Teach from the front; say the OFF line out loud.</w:t>
             </w:r>
           </w:p>
         </w:tc>
@@ -5317,7 +5317,7 @@
                 <w:color w:val="1A1A1A"/>
                 <w:sz w:val="21"/>
               </w:rPr>
-              <w:t xml:space="preserve">  The six-question independent set is worked silently in class; whatever is not finished goes home. IXL, all skills required to a SmartScore of 67, due at the start of the next class: Triangle inequality — 2N5; Converse of the Pythagorean theorem: is it a right triangle? — EQZ.</w:t>
+              <w:t xml:space="preserve">  The six-question independent set is worked silently in class; whatever is not finished goes home. IXL, all skills required to a SmartScore of 67, due by the Unit 6 test: Triangle inequality — 2N5; Converse of the Pythagorean theorem: is it a right triangle? — EQZ.</w:t>
             </w:r>
           </w:p>
         </w:tc>

--- a/a7/packages/A7 Unit 6 - Relationships in Triangles/Lessons/6.01/A7 6.01 Triangle Inequality Theorem; Converse of the Pythagorean Theorem - Lesson Plan.docx
+++ b/a7/packages/A7 Unit 6 - Relationships in Triangles/Lessons/6.01/A7 6.01 Triangle Inequality Theorem; Converse of the Pythagorean Theorem - Lesson Plan.docx
@@ -1714,7 +1714,7 @@
                 <w:color w:val="1A1A1A"/>
                 <w:sz w:val="19"/>
               </w:rPr>
-              <w:t>Two minutes silent, then reveal. One sentence of reteach per question at most. Then the new words, read once.</w:t>
+              <w:t>Silent, then reveal. One sentence of reteach per question at most. Then the new words, read once.</w:t>
             </w:r>
           </w:p>
         </w:tc>
@@ -1843,7 +1843,7 @@
                 <w:color w:val="1A1A1A"/>
                 <w:sz w:val="19"/>
               </w:rPr>
-              <w:t>Teach from the front; say the OFF line out loud.</w:t>
+              <w:t>Teach from the front; say the off-slide sentence out loud.</w:t>
             </w:r>
           </w:p>
         </w:tc>
@@ -2777,7 +2777,7 @@
                 <w:color w:val="1A1A1A"/>
                 <w:sz w:val="19"/>
               </w:rPr>
-              <w:t>Start the skills; finish tonight.</w:t>
+              <w:t>Start the skills; due by the Unit 6 test.</w:t>
             </w:r>
           </w:p>
         </w:tc>
@@ -2972,7 +2972,7 @@
                 <w:color w:val="1A1A1A"/>
                 <w:sz w:val="21"/>
               </w:rPr>
-              <w:t xml:space="preserve">  The Notes slides and the worked half of each Example: the teacher writes, the class copies, and the OFF line is said out loud rather than printed.</w:t>
+              <w:t xml:space="preserve">  The Notes slides and the worked half of each Example: the teacher writes, the class copies, and the off-slide sentence is said out loud rather than printed.</w:t>
             </w:r>
           </w:p>
           <w:p>
@@ -3976,7 +3976,7 @@
                 <w:color w:val="1A1A1A"/>
                 <w:sz w:val="18"/>
               </w:rPr>
-              <w:t>(A) 7 + 7 = 14 counted — equal lies flat [Notes I]; (C) added the first two listed, 3 + 10 [MA.8.GR.1.3: test the two shorter]; (D) added the longest with another, 12 + 4 [MA.8.GR.1.3: test the two shorter]</w:t>
+              <w:t>(A) 7 + 7 = 14 counted — equal lies flat [Notes I]; (C) added the first two listed, 3 + 10 [MA.8.GR.1.3: test the two shorter]; (D) 4 + 6 = 10 is less than 12: those sides cannot meet [Florida B1G-M, GR.1.3: believing the sides need not meet at the vertices]</w:t>
             </w:r>
           </w:p>
         </w:tc>
